--- a/Quotations/Gaurav 9_10 Feb 2026/Quotation Without Budget.docx
+++ b/Quotations/Gaurav 9_10 Feb 2026/Quotation Without Budget.docx
@@ -3766,7 +3766,87 @@
                   <w14:round/>
                 </w14:textOutline>
               </w:rPr>
-              <w:t>Sound Mixer -Allen Heath D Live</w:t>
+              <w:t>Sound Mixer</w:t>
+            </w:r>
+          </w:p>
+          <w:p>
+            <w:pPr>
+              <w:pStyle w:val="ListParagraph"/>
+              <w:rPr>
+                <w:rStyle w:val="IntenseEmphasis"/>
+                <w:rFonts w:eastAsia="Calibri Light"/>
+                <w:b w:val="0"/>
+                <w:bCs w:val="0"/>
+                <w:i w:val="0"/>
+                <w:iCs w:val="0"/>
+                <w:color w:val="000000" w:themeColor="text1"/>
+                <w:sz w:val="28"/>
+                <w:szCs w:val="28"/>
+                <w14:shadow w14:blurRad="38100" w14:dist="19050" w14:dir="2700000" w14:sx="100000" w14:sy="100000" w14:kx="0" w14:ky="0" w14:algn="tl">
+                  <w14:schemeClr w14:val="dk1">
+                    <w14:alpha w14:val="60000"/>
+                  </w14:schemeClr>
+                </w14:shadow>
+                <w14:textOutline w14:w="0" w14:cap="flat" w14:cmpd="sng" w14:algn="ctr">
+                  <w14:noFill/>
+                  <w14:prstDash w14:val="solid"/>
+                  <w14:round/>
+                </w14:textOutline>
+              </w:rPr>
+            </w:pPr>
+          </w:p>
+          <w:p>
+            <w:pPr>
+              <w:pStyle w:val="ListParagraph"/>
+              <w:numPr>
+                <w:ilvl w:val="0"/>
+                <w:numId w:val="21"/>
+              </w:numPr>
+              <w:rPr>
+                <w:rStyle w:val="IntenseEmphasis"/>
+                <w:rFonts w:eastAsia="Calibri Light"/>
+                <w:b w:val="0"/>
+                <w:bCs w:val="0"/>
+                <w:i w:val="0"/>
+                <w:iCs w:val="0"/>
+                <w:color w:val="000000" w:themeColor="text1"/>
+                <w:sz w:val="28"/>
+                <w:szCs w:val="28"/>
+                <w14:shadow w14:blurRad="38100" w14:dist="19050" w14:dir="2700000" w14:sx="100000" w14:sy="100000" w14:kx="0" w14:ky="0" w14:algn="tl">
+                  <w14:schemeClr w14:val="dk1">
+                    <w14:alpha w14:val="60000"/>
+                  </w14:schemeClr>
+                </w14:shadow>
+                <w14:textOutline w14:w="0" w14:cap="flat" w14:cmpd="sng" w14:algn="ctr">
+                  <w14:noFill/>
+                  <w14:prstDash w14:val="solid"/>
+                  <w14:round/>
+                </w14:textOutline>
+              </w:rPr>
+            </w:pPr>
+            <w:r>
+              <w:rPr>
+                <w:rStyle w:val="IntenseEmphasis"/>
+                <w:rFonts w:eastAsia="Calibri Light"/>
+                <w:b w:val="0"/>
+                <w:bCs w:val="0"/>
+                <w:i w:val="0"/>
+                <w:iCs w:val="0"/>
+                <w:color w:val="000000" w:themeColor="text1"/>
+                <w:sz w:val="28"/>
+                <w:szCs w:val="28"/>
+                <w14:shadow w14:blurRad="38100" w14:dist="19050" w14:dir="2700000" w14:sx="100000" w14:sy="100000" w14:kx="0" w14:ky="0" w14:algn="tl">
+                  <w14:schemeClr w14:val="dk1">
+                    <w14:alpha w14:val="60000"/>
+                  </w14:schemeClr>
+                </w14:shadow>
+                <w14:textOutline w14:w="0" w14:cap="flat" w14:cmpd="sng" w14:algn="ctr">
+                  <w14:noFill/>
+                  <w14:prstDash w14:val="solid"/>
+                  <w14:round/>
+                </w14:textOutline>
+              </w:rPr>
+              <w:t>Genset &amp; Maintenance</w:t>
             </w:r>
           </w:p>
           <w:p>
@@ -4180,30 +4260,6 @@
               </w:rPr>
               <w:t>Anchor</w:t>
             </w:r>
-            <w:r>
-              <w:rPr>
-                <w:rStyle w:val="IntenseEmphasis"/>
-                <w:rFonts w:eastAsia="Calibri Light"/>
-                <w:b w:val="0"/>
-                <w:bCs w:val="0"/>
-                <w:i w:val="0"/>
-                <w:iCs w:val="0"/>
-                <w:color w:val="000000" w:themeColor="text1"/>
-                <w:sz w:val="28"/>
-                <w:szCs w:val="28"/>
-                <w14:shadow w14:blurRad="38100" w14:dist="19050" w14:dir="2700000" w14:sx="100000" w14:sy="100000" w14:kx="0" w14:ky="0" w14:algn="tl">
-                  <w14:schemeClr w14:val="dk1">
-                    <w14:alpha w14:val="60000"/>
-                  </w14:schemeClr>
-                </w14:shadow>
-                <w14:textOutline w14:w="0" w14:cap="flat" w14:cmpd="sng" w14:algn="ctr">
-                  <w14:noFill/>
-                  <w14:prstDash w14:val="solid"/>
-                  <w14:round/>
-                </w14:textOutline>
-              </w:rPr>
-              <w:t xml:space="preserve"> [VJ Randhawa]</w:t>
-            </w:r>
           </w:p>
         </w:tc>
       </w:tr>
@@ -4411,7 +4467,6 @@
                   <w14:round/>
                 </w14:textOutline>
               </w:rPr>
-              <w:lastRenderedPageBreak/>
               <w:t xml:space="preserve">Nitrogen in Water Body </w:t>
             </w:r>
           </w:p>
@@ -4575,6 +4630,30 @@
                 </w14:textOutline>
               </w:rPr>
               <w:t>Sparkle Machines</w:t>
+            </w:r>
+            <w:r>
+              <w:rPr>
+                <w:rStyle w:val="IntenseEmphasis"/>
+                <w:rFonts w:eastAsia="Calibri Light"/>
+                <w:b w:val="0"/>
+                <w:bCs w:val="0"/>
+                <w:i w:val="0"/>
+                <w:iCs w:val="0"/>
+                <w:color w:val="000000" w:themeColor="text1"/>
+                <w:sz w:val="28"/>
+                <w:szCs w:val="28"/>
+                <w14:shadow w14:blurRad="38100" w14:dist="19050" w14:dir="2700000" w14:sx="100000" w14:sy="100000" w14:kx="0" w14:ky="0" w14:algn="tl">
+                  <w14:schemeClr w14:val="dk1">
+                    <w14:alpha w14:val="60000"/>
+                  </w14:schemeClr>
+                </w14:shadow>
+                <w14:textOutline w14:w="0" w14:cap="flat" w14:cmpd="sng" w14:algn="ctr">
+                  <w14:noFill/>
+                  <w14:prstDash w14:val="solid"/>
+                  <w14:round/>
+                </w14:textOutline>
+              </w:rPr>
+              <w:t xml:space="preserve"> [6]</w:t>
             </w:r>
           </w:p>
           <w:p>
@@ -6036,6 +6115,11 @@
           </w:p>
           <w:p>
             <w:pPr>
+              <w:pStyle w:val="ListParagraph"/>
+              <w:numPr>
+                <w:ilvl w:val="0"/>
+                <w:numId w:val="28"/>
+              </w:numPr>
               <w:rPr>
                 <w:rStyle w:val="IntenseEmphasis"/>
                 <w:rFonts w:eastAsia="Calibri Light"/>
@@ -6058,6 +6142,78 @@
                 </w14:textOutline>
               </w:rPr>
             </w:pPr>
+            <w:r>
+              <w:rPr>
+                <w:rStyle w:val="IntenseEmphasis"/>
+                <w:rFonts w:eastAsia="Calibri Light"/>
+                <w:b w:val="0"/>
+                <w:bCs w:val="0"/>
+                <w:i w:val="0"/>
+                <w:iCs w:val="0"/>
+                <w:color w:val="000000" w:themeColor="text1"/>
+                <w:sz w:val="28"/>
+                <w:szCs w:val="28"/>
+                <w14:shadow w14:blurRad="38100" w14:dist="19050" w14:dir="2700000" w14:sx="100000" w14:sy="100000" w14:kx="0" w14:ky="0" w14:algn="tl">
+                  <w14:schemeClr w14:val="dk1">
+                    <w14:alpha w14:val="60000"/>
+                  </w14:schemeClr>
+                </w14:shadow>
+                <w14:textOutline w14:w="0" w14:cap="flat" w14:cmpd="sng" w14:algn="ctr">
+                  <w14:noFill/>
+                  <w14:prstDash w14:val="solid"/>
+                  <w14:round/>
+                </w14:textOutline>
+              </w:rPr>
+              <w:t>Professional</w:t>
+            </w:r>
+            <w:r>
+              <w:rPr>
+                <w:rStyle w:val="IntenseEmphasis"/>
+                <w:rFonts w:eastAsia="Calibri Light"/>
+                <w:b w:val="0"/>
+                <w:bCs w:val="0"/>
+                <w:i w:val="0"/>
+                <w:iCs w:val="0"/>
+                <w:color w:val="000000" w:themeColor="text1"/>
+                <w:sz w:val="28"/>
+                <w:szCs w:val="28"/>
+                <w14:shadow w14:blurRad="38100" w14:dist="19050" w14:dir="2700000" w14:sx="100000" w14:sy="100000" w14:kx="0" w14:ky="0" w14:algn="tl">
+                  <w14:schemeClr w14:val="dk1">
+                    <w14:alpha w14:val="60000"/>
+                  </w14:schemeClr>
+                </w14:shadow>
+                <w14:textOutline w14:w="0" w14:cap="flat" w14:cmpd="sng" w14:algn="ctr">
+                  <w14:noFill/>
+                  <w14:prstDash w14:val="solid"/>
+                  <w14:round/>
+                </w14:textOutline>
+              </w:rPr>
+              <w:t xml:space="preserve"> </w:t>
+            </w:r>
+            <w:r>
+              <w:rPr>
+                <w:rStyle w:val="IntenseEmphasis"/>
+                <w:rFonts w:eastAsia="Calibri Light"/>
+                <w:b w:val="0"/>
+                <w:bCs w:val="0"/>
+                <w:i w:val="0"/>
+                <w:iCs w:val="0"/>
+                <w:color w:val="000000" w:themeColor="text1"/>
+                <w:sz w:val="28"/>
+                <w:szCs w:val="28"/>
+                <w14:shadow w14:blurRad="38100" w14:dist="19050" w14:dir="2700000" w14:sx="100000" w14:sy="100000" w14:kx="0" w14:ky="0" w14:algn="tl">
+                  <w14:schemeClr w14:val="dk1">
+                    <w14:alpha w14:val="60000"/>
+                  </w14:schemeClr>
+                </w14:shadow>
+                <w14:textOutline w14:w="0" w14:cap="flat" w14:cmpd="sng" w14:algn="ctr">
+                  <w14:noFill/>
+                  <w14:prstDash w14:val="solid"/>
+                  <w14:round/>
+                </w14:textOutline>
+              </w:rPr>
+              <w:t>Microphones</w:t>
+            </w:r>
           </w:p>
           <w:p>
             <w:pPr>
@@ -6110,81 +6266,32 @@
                   <w14:round/>
                 </w14:textOutline>
               </w:rPr>
-              <w:t>Professional</w:t>
-            </w:r>
-            <w:r>
-              <w:rPr>
-                <w:rStyle w:val="IntenseEmphasis"/>
-                <w:rFonts w:eastAsia="Calibri Light"/>
-                <w:b w:val="0"/>
-                <w:bCs w:val="0"/>
-                <w:i w:val="0"/>
-                <w:iCs w:val="0"/>
-                <w:color w:val="000000" w:themeColor="text1"/>
-                <w:sz w:val="28"/>
-                <w:szCs w:val="28"/>
-                <w14:shadow w14:blurRad="38100" w14:dist="19050" w14:dir="2700000" w14:sx="100000" w14:sy="100000" w14:kx="0" w14:ky="0" w14:algn="tl">
-                  <w14:schemeClr w14:val="dk1">
-                    <w14:alpha w14:val="60000"/>
-                  </w14:schemeClr>
-                </w14:shadow>
-                <w14:textOutline w14:w="0" w14:cap="flat" w14:cmpd="sng" w14:algn="ctr">
-                  <w14:noFill/>
-                  <w14:prstDash w14:val="solid"/>
-                  <w14:round/>
-                </w14:textOutline>
-              </w:rPr>
-              <w:t xml:space="preserve"> </w:t>
-            </w:r>
-            <w:r>
-              <w:rPr>
-                <w:rStyle w:val="IntenseEmphasis"/>
-                <w:rFonts w:eastAsia="Calibri Light"/>
-                <w:b w:val="0"/>
-                <w:bCs w:val="0"/>
-                <w:i w:val="0"/>
-                <w:iCs w:val="0"/>
-                <w:color w:val="000000" w:themeColor="text1"/>
-                <w:sz w:val="28"/>
-                <w:szCs w:val="28"/>
-                <w14:shadow w14:blurRad="38100" w14:dist="19050" w14:dir="2700000" w14:sx="100000" w14:sy="100000" w14:kx="0" w14:ky="0" w14:algn="tl">
-                  <w14:schemeClr w14:val="dk1">
-                    <w14:alpha w14:val="60000"/>
-                  </w14:schemeClr>
-                </w14:shadow>
-                <w14:textOutline w14:w="0" w14:cap="flat" w14:cmpd="sng" w14:algn="ctr">
-                  <w14:noFill/>
-                  <w14:prstDash w14:val="solid"/>
-                  <w14:round/>
-                </w14:textOutline>
-              </w:rPr>
-              <w:t>Microphones</w:t>
-            </w:r>
-          </w:p>
-          <w:p>
-            <w:pPr>
-              <w:rPr>
-                <w:rStyle w:val="IntenseEmphasis"/>
-                <w:rFonts w:eastAsia="Calibri Light"/>
-                <w:b w:val="0"/>
-                <w:bCs w:val="0"/>
-                <w:i w:val="0"/>
-                <w:iCs w:val="0"/>
-                <w:color w:val="000000" w:themeColor="text1"/>
-                <w:sz w:val="28"/>
-                <w:szCs w:val="28"/>
-                <w14:shadow w14:blurRad="38100" w14:dist="19050" w14:dir="2700000" w14:sx="100000" w14:sy="100000" w14:kx="0" w14:ky="0" w14:algn="tl">
-                  <w14:schemeClr w14:val="dk1">
-                    <w14:alpha w14:val="60000"/>
-                  </w14:schemeClr>
-                </w14:shadow>
-                <w14:textOutline w14:w="0" w14:cap="flat" w14:cmpd="sng" w14:algn="ctr">
-                  <w14:noFill/>
-                  <w14:prstDash w14:val="solid"/>
-                  <w14:round/>
-                </w14:textOutline>
-              </w:rPr>
-            </w:pPr>
+              <w:t xml:space="preserve">Wooden </w:t>
+            </w:r>
+            <w:r>
+              <w:rPr>
+                <w:rStyle w:val="IntenseEmphasis"/>
+                <w:rFonts w:eastAsia="Calibri Light"/>
+                <w:b w:val="0"/>
+                <w:bCs w:val="0"/>
+                <w:i w:val="0"/>
+                <w:iCs w:val="0"/>
+                <w:color w:val="000000" w:themeColor="text1"/>
+                <w:sz w:val="28"/>
+                <w:szCs w:val="28"/>
+                <w14:shadow w14:blurRad="38100" w14:dist="19050" w14:dir="2700000" w14:sx="100000" w14:sy="100000" w14:kx="0" w14:ky="0" w14:algn="tl">
+                  <w14:schemeClr w14:val="dk1">
+                    <w14:alpha w14:val="60000"/>
+                  </w14:schemeClr>
+                </w14:shadow>
+                <w14:textOutline w14:w="0" w14:cap="flat" w14:cmpd="sng" w14:algn="ctr">
+                  <w14:noFill/>
+                  <w14:prstDash w14:val="solid"/>
+                  <w14:round/>
+                </w14:textOutline>
+              </w:rPr>
+              <w:t>Console</w:t>
+            </w:r>
           </w:p>
           <w:p>
             <w:pPr>
@@ -6237,58 +6344,56 @@
                   <w14:round/>
                 </w14:textOutline>
               </w:rPr>
-              <w:t xml:space="preserve">Wooden </w:t>
-            </w:r>
-            <w:r>
-              <w:rPr>
-                <w:rStyle w:val="IntenseEmphasis"/>
-                <w:rFonts w:eastAsia="Calibri Light"/>
-                <w:b w:val="0"/>
-                <w:bCs w:val="0"/>
-                <w:i w:val="0"/>
-                <w:iCs w:val="0"/>
-                <w:color w:val="000000" w:themeColor="text1"/>
-                <w:sz w:val="28"/>
-                <w:szCs w:val="28"/>
-                <w14:shadow w14:blurRad="38100" w14:dist="19050" w14:dir="2700000" w14:sx="100000" w14:sy="100000" w14:kx="0" w14:ky="0" w14:algn="tl">
-                  <w14:schemeClr w14:val="dk1">
-                    <w14:alpha w14:val="60000"/>
-                  </w14:schemeClr>
-                </w14:shadow>
-                <w14:textOutline w14:w="0" w14:cap="flat" w14:cmpd="sng" w14:algn="ctr">
-                  <w14:noFill/>
-                  <w14:prstDash w14:val="solid"/>
-                  <w14:round/>
-                </w14:textOutline>
-              </w:rPr>
-              <w:t>Console</w:t>
-            </w:r>
-          </w:p>
-          <w:p>
-            <w:pPr>
-              <w:pStyle w:val="ListParagraph"/>
-              <w:rPr>
-                <w:rStyle w:val="IntenseEmphasis"/>
-                <w:rFonts w:eastAsia="Calibri Light"/>
-                <w:b w:val="0"/>
-                <w:bCs w:val="0"/>
-                <w:i w:val="0"/>
-                <w:iCs w:val="0"/>
-                <w:color w:val="000000" w:themeColor="text1"/>
-                <w:sz w:val="28"/>
-                <w:szCs w:val="28"/>
-                <w14:shadow w14:blurRad="38100" w14:dist="19050" w14:dir="2700000" w14:sx="100000" w14:sy="100000" w14:kx="0" w14:ky="0" w14:algn="tl">
-                  <w14:schemeClr w14:val="dk1">
-                    <w14:alpha w14:val="60000"/>
-                  </w14:schemeClr>
-                </w14:shadow>
-                <w14:textOutline w14:w="0" w14:cap="flat" w14:cmpd="sng" w14:algn="ctr">
-                  <w14:noFill/>
-                  <w14:prstDash w14:val="solid"/>
-                  <w14:round/>
-                </w14:textOutline>
-              </w:rPr>
-            </w:pPr>
+              <w:t>Wooden Floor (16x</w:t>
+            </w:r>
+            <w:r>
+              <w:rPr>
+                <w:rStyle w:val="IntenseEmphasis"/>
+                <w:rFonts w:eastAsia="Calibri Light"/>
+                <w:b w:val="0"/>
+                <w:bCs w:val="0"/>
+                <w:i w:val="0"/>
+                <w:iCs w:val="0"/>
+                <w:color w:val="000000" w:themeColor="text1"/>
+                <w:sz w:val="28"/>
+                <w:szCs w:val="28"/>
+                <w14:shadow w14:blurRad="38100" w14:dist="19050" w14:dir="2700000" w14:sx="100000" w14:sy="100000" w14:kx="0" w14:ky="0" w14:algn="tl">
+                  <w14:schemeClr w14:val="dk1">
+                    <w14:alpha w14:val="60000"/>
+                  </w14:schemeClr>
+                </w14:shadow>
+                <w14:textOutline w14:w="0" w14:cap="flat" w14:cmpd="sng" w14:algn="ctr">
+                  <w14:noFill/>
+                  <w14:prstDash w14:val="solid"/>
+                  <w14:round/>
+                </w14:textOutline>
+              </w:rPr>
+              <w:t>24</w:t>
+            </w:r>
+            <w:r>
+              <w:rPr>
+                <w:rStyle w:val="IntenseEmphasis"/>
+                <w:rFonts w:eastAsia="Calibri Light"/>
+                <w:b w:val="0"/>
+                <w:bCs w:val="0"/>
+                <w:i w:val="0"/>
+                <w:iCs w:val="0"/>
+                <w:color w:val="000000" w:themeColor="text1"/>
+                <w:sz w:val="28"/>
+                <w:szCs w:val="28"/>
+                <w14:shadow w14:blurRad="38100" w14:dist="19050" w14:dir="2700000" w14:sx="100000" w14:sy="100000" w14:kx="0" w14:ky="0" w14:algn="tl">
+                  <w14:schemeClr w14:val="dk1">
+                    <w14:alpha w14:val="60000"/>
+                  </w14:schemeClr>
+                </w14:shadow>
+                <w14:textOutline w14:w="0" w14:cap="flat" w14:cmpd="sng" w14:algn="ctr">
+                  <w14:noFill/>
+                  <w14:prstDash w14:val="solid"/>
+                  <w14:round/>
+                </w14:textOutline>
+              </w:rPr>
+              <w:t>)</w:t>
+            </w:r>
           </w:p>
           <w:p>
             <w:pPr>
@@ -6341,81 +6446,8 @@
                   <w14:round/>
                 </w14:textOutline>
               </w:rPr>
-              <w:t>Wooden Floor (16x</w:t>
-            </w:r>
-            <w:r>
-              <w:rPr>
-                <w:rStyle w:val="IntenseEmphasis"/>
-                <w:rFonts w:eastAsia="Calibri Light"/>
-                <w:b w:val="0"/>
-                <w:bCs w:val="0"/>
-                <w:i w:val="0"/>
-                <w:iCs w:val="0"/>
-                <w:color w:val="000000" w:themeColor="text1"/>
-                <w:sz w:val="28"/>
-                <w:szCs w:val="28"/>
-                <w14:shadow w14:blurRad="38100" w14:dist="19050" w14:dir="2700000" w14:sx="100000" w14:sy="100000" w14:kx="0" w14:ky="0" w14:algn="tl">
-                  <w14:schemeClr w14:val="dk1">
-                    <w14:alpha w14:val="60000"/>
-                  </w14:schemeClr>
-                </w14:shadow>
-                <w14:textOutline w14:w="0" w14:cap="flat" w14:cmpd="sng" w14:algn="ctr">
-                  <w14:noFill/>
-                  <w14:prstDash w14:val="solid"/>
-                  <w14:round/>
-                </w14:textOutline>
-              </w:rPr>
-              <w:t>24</w:t>
-            </w:r>
-            <w:r>
-              <w:rPr>
-                <w:rStyle w:val="IntenseEmphasis"/>
-                <w:rFonts w:eastAsia="Calibri Light"/>
-                <w:b w:val="0"/>
-                <w:bCs w:val="0"/>
-                <w:i w:val="0"/>
-                <w:iCs w:val="0"/>
-                <w:color w:val="000000" w:themeColor="text1"/>
-                <w:sz w:val="28"/>
-                <w:szCs w:val="28"/>
-                <w14:shadow w14:blurRad="38100" w14:dist="19050" w14:dir="2700000" w14:sx="100000" w14:sy="100000" w14:kx="0" w14:ky="0" w14:algn="tl">
-                  <w14:schemeClr w14:val="dk1">
-                    <w14:alpha w14:val="60000"/>
-                  </w14:schemeClr>
-                </w14:shadow>
-                <w14:textOutline w14:w="0" w14:cap="flat" w14:cmpd="sng" w14:algn="ctr">
-                  <w14:noFill/>
-                  <w14:prstDash w14:val="solid"/>
-                  <w14:round/>
-                </w14:textOutline>
-              </w:rPr>
-              <w:t>)</w:t>
-            </w:r>
-          </w:p>
-          <w:p>
-            <w:pPr>
-              <w:rPr>
-                <w:rStyle w:val="IntenseEmphasis"/>
-                <w:rFonts w:eastAsia="Calibri Light"/>
-                <w:b w:val="0"/>
-                <w:bCs w:val="0"/>
-                <w:i w:val="0"/>
-                <w:iCs w:val="0"/>
-                <w:color w:val="000000" w:themeColor="text1"/>
-                <w:sz w:val="28"/>
-                <w:szCs w:val="28"/>
-                <w14:shadow w14:blurRad="38100" w14:dist="19050" w14:dir="2700000" w14:sx="100000" w14:sy="100000" w14:kx="0" w14:ky="0" w14:algn="tl">
-                  <w14:schemeClr w14:val="dk1">
-                    <w14:alpha w14:val="60000"/>
-                  </w14:schemeClr>
-                </w14:shadow>
-                <w14:textOutline w14:w="0" w14:cap="flat" w14:cmpd="sng" w14:algn="ctr">
-                  <w14:noFill/>
-                  <w14:prstDash w14:val="solid"/>
-                  <w14:round/>
-                </w14:textOutline>
-              </w:rPr>
-            </w:pPr>
+              <w:t>Sound Mixer</w:t>
+            </w:r>
           </w:p>
           <w:p>
             <w:pPr>
@@ -6470,6 +6502,31 @@
               </w:rPr>
               <w:t>Genset &amp; Maintenance</w:t>
             </w:r>
+          </w:p>
+          <w:p>
+            <w:pPr>
+              <w:rPr>
+                <w:rStyle w:val="IntenseEmphasis"/>
+                <w:rFonts w:eastAsia="Calibri Light"/>
+                <w:b w:val="0"/>
+                <w:bCs w:val="0"/>
+                <w:i w:val="0"/>
+                <w:iCs w:val="0"/>
+                <w:color w:val="000000" w:themeColor="text1"/>
+                <w:sz w:val="28"/>
+                <w:szCs w:val="28"/>
+                <w14:shadow w14:blurRad="38100" w14:dist="19050" w14:dir="2700000" w14:sx="100000" w14:sy="100000" w14:kx="0" w14:ky="0" w14:algn="tl">
+                  <w14:schemeClr w14:val="dk1">
+                    <w14:alpha w14:val="60000"/>
+                  </w14:schemeClr>
+                </w14:shadow>
+                <w14:textOutline w14:w="0" w14:cap="flat" w14:cmpd="sng" w14:algn="ctr">
+                  <w14:noFill/>
+                  <w14:prstDash w14:val="solid"/>
+                  <w14:round/>
+                </w14:textOutline>
+              </w:rPr>
+            </w:pPr>
           </w:p>
         </w:tc>
       </w:tr>
@@ -6557,7 +6614,31 @@
                   <w14:round/>
                 </w14:textOutline>
               </w:rPr>
-              <w:t xml:space="preserve">Professional </w:t>
+              <w:t>DJ</w:t>
+            </w:r>
+            <w:r>
+              <w:rPr>
+                <w:rStyle w:val="IntenseEmphasis"/>
+                <w:rFonts w:eastAsia="Calibri Light"/>
+                <w:b w:val="0"/>
+                <w:bCs w:val="0"/>
+                <w:i w:val="0"/>
+                <w:iCs w:val="0"/>
+                <w:color w:val="000000" w:themeColor="text1"/>
+                <w:sz w:val="28"/>
+                <w:szCs w:val="28"/>
+                <w14:shadow w14:blurRad="38100" w14:dist="19050" w14:dir="2700000" w14:sx="100000" w14:sy="100000" w14:kx="0" w14:ky="0" w14:algn="tl">
+                  <w14:schemeClr w14:val="dk1">
+                    <w14:alpha w14:val="60000"/>
+                  </w14:schemeClr>
+                </w14:shadow>
+                <w14:textOutline w14:w="0" w14:cap="flat" w14:cmpd="sng" w14:algn="ctr">
+                  <w14:noFill/>
+                  <w14:prstDash w14:val="solid"/>
+                  <w14:round/>
+                </w14:textOutline>
+              </w:rPr>
+              <w:t xml:space="preserve"> </w:t>
             </w:r>
             <w:r>
               <w:rPr>

--- a/Quotations/Gaurav 9_10 Feb 2026/Quotation Without Budget.docx
+++ b/Quotations/Gaurav 9_10 Feb 2026/Quotation Without Budget.docx
@@ -583,6 +583,15 @@
               </w:rPr>
               <w:t>elcome</w:t>
             </w:r>
+            <w:r>
+              <w:rPr>
+                <w:rFonts w:ascii="Abadi" w:eastAsiaTheme="majorEastAsia" w:hAnsi="Abadi" w:cs="ADLaM Display"/>
+                <w:color w:val="385623" w:themeColor="accent6" w:themeShade="80"/>
+                <w:sz w:val="36"/>
+                <w:szCs w:val="36"/>
+              </w:rPr>
+              <w:t xml:space="preserve"> </w:t>
+            </w:r>
           </w:p>
           <w:p>
             <w:pPr>
@@ -793,7 +802,57 @@
                   <w14:round/>
                 </w14:textOutline>
               </w:rPr>
-              <w:t xml:space="preserve">Professional Dholies Team [4] </w:t>
+              <w:t xml:space="preserve">Professional </w:t>
+            </w:r>
+            <w:proofErr w:type="spellStart"/>
+            <w:r>
+              <w:rPr>
+                <w:rStyle w:val="IntenseEmphasis"/>
+                <w:rFonts w:eastAsia="Calibri Light"/>
+                <w:b w:val="0"/>
+                <w:bCs w:val="0"/>
+                <w:i w:val="0"/>
+                <w:iCs w:val="0"/>
+                <w:color w:val="000000" w:themeColor="text1"/>
+                <w:sz w:val="28"/>
+                <w:szCs w:val="28"/>
+                <w14:shadow w14:blurRad="38100" w14:dist="19050" w14:dir="2700000" w14:sx="100000" w14:sy="100000" w14:kx="0" w14:ky="0" w14:algn="tl">
+                  <w14:schemeClr w14:val="dk1">
+                    <w14:alpha w14:val="60000"/>
+                  </w14:schemeClr>
+                </w14:shadow>
+                <w14:textOutline w14:w="0" w14:cap="flat" w14:cmpd="sng" w14:algn="ctr">
+                  <w14:noFill/>
+                  <w14:prstDash w14:val="solid"/>
+                  <w14:round/>
+                </w14:textOutline>
+              </w:rPr>
+              <w:t>Dholies</w:t>
+            </w:r>
+            <w:proofErr w:type="spellEnd"/>
+            <w:r>
+              <w:rPr>
+                <w:rStyle w:val="IntenseEmphasis"/>
+                <w:rFonts w:eastAsia="Calibri Light"/>
+                <w:b w:val="0"/>
+                <w:bCs w:val="0"/>
+                <w:i w:val="0"/>
+                <w:iCs w:val="0"/>
+                <w:color w:val="000000" w:themeColor="text1"/>
+                <w:sz w:val="28"/>
+                <w:szCs w:val="28"/>
+                <w14:shadow w14:blurRad="38100" w14:dist="19050" w14:dir="2700000" w14:sx="100000" w14:sy="100000" w14:kx="0" w14:ky="0" w14:algn="tl">
+                  <w14:schemeClr w14:val="dk1">
+                    <w14:alpha w14:val="60000"/>
+                  </w14:schemeClr>
+                </w14:shadow>
+                <w14:textOutline w14:w="0" w14:cap="flat" w14:cmpd="sng" w14:algn="ctr">
+                  <w14:noFill/>
+                  <w14:prstDash w14:val="solid"/>
+                  <w14:round/>
+                </w14:textOutline>
+              </w:rPr>
+              <w:t xml:space="preserve"> Team [4] </w:t>
             </w:r>
           </w:p>
           <w:p>
@@ -1525,6 +1584,56 @@
           </w:p>
           <w:p>
             <w:pPr>
+              <w:pStyle w:val="ListParagraph"/>
+              <w:rPr>
+                <w:rStyle w:val="IntenseEmphasis"/>
+                <w:rFonts w:eastAsia="Calibri Light"/>
+                <w:b w:val="0"/>
+                <w:bCs w:val="0"/>
+                <w:i w:val="0"/>
+                <w:iCs w:val="0"/>
+                <w:color w:val="000000" w:themeColor="text1"/>
+                <w:sz w:val="28"/>
+                <w:szCs w:val="28"/>
+                <w14:shadow w14:blurRad="38100" w14:dist="19050" w14:dir="2700000" w14:sx="100000" w14:sy="100000" w14:kx="0" w14:ky="0" w14:algn="tl">
+                  <w14:schemeClr w14:val="dk1">
+                    <w14:alpha w14:val="60000"/>
+                  </w14:schemeClr>
+                </w14:shadow>
+                <w14:textOutline w14:w="0" w14:cap="flat" w14:cmpd="sng" w14:algn="ctr">
+                  <w14:noFill/>
+                  <w14:prstDash w14:val="solid"/>
+                  <w14:round/>
+                </w14:textOutline>
+              </w:rPr>
+            </w:pPr>
+            <w:r>
+              <w:rPr>
+                <w:rStyle w:val="IntenseEmphasis"/>
+                <w:rFonts w:eastAsia="Calibri Light"/>
+                <w:b w:val="0"/>
+                <w:bCs w:val="0"/>
+                <w:i w:val="0"/>
+                <w:iCs w:val="0"/>
+                <w:color w:val="000000" w:themeColor="text1"/>
+                <w:sz w:val="28"/>
+                <w:szCs w:val="28"/>
+                <w14:shadow w14:blurRad="38100" w14:dist="19050" w14:dir="2700000" w14:sx="100000" w14:sy="100000" w14:kx="0" w14:ky="0" w14:algn="tl">
+                  <w14:schemeClr w14:val="dk1">
+                    <w14:alpha w14:val="60000"/>
+                  </w14:schemeClr>
+                </w14:shadow>
+                <w14:textOutline w14:w="0" w14:cap="flat" w14:cmpd="sng" w14:algn="ctr">
+                  <w14:noFill/>
+                  <w14:prstDash w14:val="solid"/>
+                  <w14:round/>
+                </w14:textOutline>
+              </w:rPr>
+              <w:t>(Line Array, Bases &amp; Monitors)</w:t>
+            </w:r>
+          </w:p>
+          <w:p>
+            <w:pPr>
               <w:rPr>
                 <w:rStyle w:val="IntenseEmphasis"/>
                 <w:rFonts w:eastAsia="Calibri Light"/>
@@ -1750,7 +1859,57 @@
                   <w14:round/>
                 </w14:textOutline>
               </w:rPr>
-              <w:t xml:space="preserve"> As Per Theme</w:t>
+              <w:t xml:space="preserve"> </w:t>
+            </w:r>
+            <w:proofErr w:type="gramStart"/>
+            <w:r>
+              <w:rPr>
+                <w:rStyle w:val="IntenseEmphasis"/>
+                <w:rFonts w:eastAsia="Calibri Light"/>
+                <w:b w:val="0"/>
+                <w:bCs w:val="0"/>
+                <w:i w:val="0"/>
+                <w:iCs w:val="0"/>
+                <w:color w:val="000000" w:themeColor="text1"/>
+                <w:sz w:val="28"/>
+                <w:szCs w:val="28"/>
+                <w14:shadow w14:blurRad="38100" w14:dist="19050" w14:dir="2700000" w14:sx="100000" w14:sy="100000" w14:kx="0" w14:ky="0" w14:algn="tl">
+                  <w14:schemeClr w14:val="dk1">
+                    <w14:alpha w14:val="60000"/>
+                  </w14:schemeClr>
+                </w14:shadow>
+                <w14:textOutline w14:w="0" w14:cap="flat" w14:cmpd="sng" w14:algn="ctr">
+                  <w14:noFill/>
+                  <w14:prstDash w14:val="solid"/>
+                  <w14:round/>
+                </w14:textOutline>
+              </w:rPr>
+              <w:t>As</w:t>
+            </w:r>
+            <w:proofErr w:type="gramEnd"/>
+            <w:r>
+              <w:rPr>
+                <w:rStyle w:val="IntenseEmphasis"/>
+                <w:rFonts w:eastAsia="Calibri Light"/>
+                <w:b w:val="0"/>
+                <w:bCs w:val="0"/>
+                <w:i w:val="0"/>
+                <w:iCs w:val="0"/>
+                <w:color w:val="000000" w:themeColor="text1"/>
+                <w:sz w:val="28"/>
+                <w:szCs w:val="28"/>
+                <w14:shadow w14:blurRad="38100" w14:dist="19050" w14:dir="2700000" w14:sx="100000" w14:sy="100000" w14:kx="0" w14:ky="0" w14:algn="tl">
+                  <w14:schemeClr w14:val="dk1">
+                    <w14:alpha w14:val="60000"/>
+                  </w14:schemeClr>
+                </w14:shadow>
+                <w14:textOutline w14:w="0" w14:cap="flat" w14:cmpd="sng" w14:algn="ctr">
+                  <w14:noFill/>
+                  <w14:prstDash w14:val="solid"/>
+                  <w14:round/>
+                </w14:textOutline>
+              </w:rPr>
+              <w:t xml:space="preserve"> Per Theme</w:t>
             </w:r>
           </w:p>
           <w:p>
@@ -2192,7 +2351,57 @@
                   <w14:round/>
                 </w14:textOutline>
               </w:rPr>
-              <w:t>Professional Dholies Team [4]</w:t>
+              <w:t xml:space="preserve">Professional </w:t>
+            </w:r>
+            <w:proofErr w:type="spellStart"/>
+            <w:r>
+              <w:rPr>
+                <w:rStyle w:val="IntenseEmphasis"/>
+                <w:rFonts w:eastAsia="Calibri Light"/>
+                <w:b w:val="0"/>
+                <w:bCs w:val="0"/>
+                <w:i w:val="0"/>
+                <w:iCs w:val="0"/>
+                <w:color w:val="000000" w:themeColor="text1"/>
+                <w:sz w:val="28"/>
+                <w:szCs w:val="28"/>
+                <w14:shadow w14:blurRad="38100" w14:dist="19050" w14:dir="2700000" w14:sx="100000" w14:sy="100000" w14:kx="0" w14:ky="0" w14:algn="tl">
+                  <w14:schemeClr w14:val="dk1">
+                    <w14:alpha w14:val="60000"/>
+                  </w14:schemeClr>
+                </w14:shadow>
+                <w14:textOutline w14:w="0" w14:cap="flat" w14:cmpd="sng" w14:algn="ctr">
+                  <w14:noFill/>
+                  <w14:prstDash w14:val="solid"/>
+                  <w14:round/>
+                </w14:textOutline>
+              </w:rPr>
+              <w:t>Dholies</w:t>
+            </w:r>
+            <w:proofErr w:type="spellEnd"/>
+            <w:r>
+              <w:rPr>
+                <w:rStyle w:val="IntenseEmphasis"/>
+                <w:rFonts w:eastAsia="Calibri Light"/>
+                <w:b w:val="0"/>
+                <w:bCs w:val="0"/>
+                <w:i w:val="0"/>
+                <w:iCs w:val="0"/>
+                <w:color w:val="000000" w:themeColor="text1"/>
+                <w:sz w:val="28"/>
+                <w:szCs w:val="28"/>
+                <w14:shadow w14:blurRad="38100" w14:dist="19050" w14:dir="2700000" w14:sx="100000" w14:sy="100000" w14:kx="0" w14:ky="0" w14:algn="tl">
+                  <w14:schemeClr w14:val="dk1">
+                    <w14:alpha w14:val="60000"/>
+                  </w14:schemeClr>
+                </w14:shadow>
+                <w14:textOutline w14:w="0" w14:cap="flat" w14:cmpd="sng" w14:algn="ctr">
+                  <w14:noFill/>
+                  <w14:prstDash w14:val="solid"/>
+                  <w14:round/>
+                </w14:textOutline>
+              </w:rPr>
+              <w:t xml:space="preserve"> Team [4]</w:t>
             </w:r>
           </w:p>
         </w:tc>
@@ -2281,6 +2490,30 @@
                   <w14:round/>
                 </w14:textOutline>
               </w:rPr>
+              <w:t xml:space="preserve">Professional </w:t>
+            </w:r>
+            <w:r>
+              <w:rPr>
+                <w:rStyle w:val="IntenseEmphasis"/>
+                <w:rFonts w:eastAsia="Calibri Light"/>
+                <w:b w:val="0"/>
+                <w:bCs w:val="0"/>
+                <w:i w:val="0"/>
+                <w:iCs w:val="0"/>
+                <w:color w:val="000000" w:themeColor="text1"/>
+                <w:sz w:val="28"/>
+                <w:szCs w:val="28"/>
+                <w14:shadow w14:blurRad="38100" w14:dist="19050" w14:dir="2700000" w14:sx="100000" w14:sy="100000" w14:kx="0" w14:ky="0" w14:algn="tl">
+                  <w14:schemeClr w14:val="dk1">
+                    <w14:alpha w14:val="60000"/>
+                  </w14:schemeClr>
+                </w14:shadow>
+                <w14:textOutline w14:w="0" w14:cap="flat" w14:cmpd="sng" w14:algn="ctr">
+                  <w14:noFill/>
+                  <w14:prstDash w14:val="solid"/>
+                  <w14:round/>
+                </w14:textOutline>
+              </w:rPr>
               <w:t xml:space="preserve">Anchor </w:t>
             </w:r>
           </w:p>
@@ -2412,7 +2645,55 @@
                   <w14:round/>
                 </w14:textOutline>
               </w:rPr>
-              <w:t>Color Sky Shots</w:t>
+              <w:t xml:space="preserve">Color Sky </w:t>
+            </w:r>
+            <w:r>
+              <w:rPr>
+                <w:rStyle w:val="IntenseEmphasis"/>
+                <w:rFonts w:eastAsia="Calibri Light"/>
+                <w:b w:val="0"/>
+                <w:bCs w:val="0"/>
+                <w:i w:val="0"/>
+                <w:iCs w:val="0"/>
+                <w:color w:val="000000" w:themeColor="text1"/>
+                <w:sz w:val="28"/>
+                <w:szCs w:val="28"/>
+                <w14:shadow w14:blurRad="38100" w14:dist="19050" w14:dir="2700000" w14:sx="100000" w14:sy="100000" w14:kx="0" w14:ky="0" w14:algn="tl">
+                  <w14:schemeClr w14:val="dk1">
+                    <w14:alpha w14:val="60000"/>
+                  </w14:schemeClr>
+                </w14:shadow>
+                <w14:textOutline w14:w="0" w14:cap="flat" w14:cmpd="sng" w14:algn="ctr">
+                  <w14:noFill/>
+                  <w14:prstDash w14:val="solid"/>
+                  <w14:round/>
+                </w14:textOutline>
+              </w:rPr>
+              <w:t>Shots</w:t>
+            </w:r>
+            <w:r>
+              <w:rPr>
+                <w:rStyle w:val="IntenseEmphasis"/>
+                <w:rFonts w:eastAsia="Calibri Light"/>
+                <w:b w:val="0"/>
+                <w:bCs w:val="0"/>
+                <w:i w:val="0"/>
+                <w:iCs w:val="0"/>
+                <w:color w:val="000000" w:themeColor="text1"/>
+                <w:sz w:val="28"/>
+                <w:szCs w:val="28"/>
+                <w14:shadow w14:blurRad="38100" w14:dist="19050" w14:dir="2700000" w14:sx="100000" w14:sy="100000" w14:kx="0" w14:ky="0" w14:algn="tl">
+                  <w14:schemeClr w14:val="dk1">
+                    <w14:alpha w14:val="60000"/>
+                  </w14:schemeClr>
+                </w14:shadow>
+                <w14:textOutline w14:w="0" w14:cap="flat" w14:cmpd="sng" w14:algn="ctr">
+                  <w14:noFill/>
+                  <w14:prstDash w14:val="solid"/>
+                  <w14:round/>
+                </w14:textOutline>
+              </w:rPr>
+              <w:t xml:space="preserve"> [Color Day Out]</w:t>
             </w:r>
           </w:p>
           <w:p>
@@ -3207,6 +3488,56 @@
           </w:p>
           <w:p>
             <w:pPr>
+              <w:pStyle w:val="ListParagraph"/>
+              <w:rPr>
+                <w:rStyle w:val="IntenseEmphasis"/>
+                <w:rFonts w:eastAsia="Calibri Light"/>
+                <w:b w:val="0"/>
+                <w:bCs w:val="0"/>
+                <w:i w:val="0"/>
+                <w:iCs w:val="0"/>
+                <w:color w:val="000000" w:themeColor="text1"/>
+                <w:sz w:val="28"/>
+                <w:szCs w:val="28"/>
+                <w14:shadow w14:blurRad="38100" w14:dist="19050" w14:dir="2700000" w14:sx="100000" w14:sy="100000" w14:kx="0" w14:ky="0" w14:algn="tl">
+                  <w14:schemeClr w14:val="dk1">
+                    <w14:alpha w14:val="60000"/>
+                  </w14:schemeClr>
+                </w14:shadow>
+                <w14:textOutline w14:w="0" w14:cap="flat" w14:cmpd="sng" w14:algn="ctr">
+                  <w14:noFill/>
+                  <w14:prstDash w14:val="solid"/>
+                  <w14:round/>
+                </w14:textOutline>
+              </w:rPr>
+            </w:pPr>
+            <w:r>
+              <w:rPr>
+                <w:rStyle w:val="IntenseEmphasis"/>
+                <w:rFonts w:eastAsia="Calibri Light"/>
+                <w:b w:val="0"/>
+                <w:bCs w:val="0"/>
+                <w:i w:val="0"/>
+                <w:iCs w:val="0"/>
+                <w:color w:val="000000" w:themeColor="text1"/>
+                <w:sz w:val="28"/>
+                <w:szCs w:val="28"/>
+                <w14:shadow w14:blurRad="38100" w14:dist="19050" w14:dir="2700000" w14:sx="100000" w14:sy="100000" w14:kx="0" w14:ky="0" w14:algn="tl">
+                  <w14:schemeClr w14:val="dk1">
+                    <w14:alpha w14:val="60000"/>
+                  </w14:schemeClr>
+                </w14:shadow>
+                <w14:textOutline w14:w="0" w14:cap="flat" w14:cmpd="sng" w14:algn="ctr">
+                  <w14:noFill/>
+                  <w14:prstDash w14:val="solid"/>
+                  <w14:round/>
+                </w14:textOutline>
+              </w:rPr>
+              <w:t>(Line Array, Bases &amp; Monitors)</w:t>
+            </w:r>
+          </w:p>
+          <w:p>
+            <w:pPr>
               <w:rPr>
                 <w:rStyle w:val="IntenseEmphasis"/>
                 <w:rFonts w:eastAsia="Calibri Light"/>
@@ -3307,6 +3638,30 @@
               </w:rPr>
               <w:t xml:space="preserve"> Lights</w:t>
             </w:r>
+            <w:r>
+              <w:rPr>
+                <w:rStyle w:val="IntenseEmphasis"/>
+                <w:rFonts w:eastAsia="Calibri Light"/>
+                <w:b w:val="0"/>
+                <w:bCs w:val="0"/>
+                <w:i w:val="0"/>
+                <w:iCs w:val="0"/>
+                <w:color w:val="000000" w:themeColor="text1"/>
+                <w:sz w:val="28"/>
+                <w:szCs w:val="28"/>
+                <w14:shadow w14:blurRad="38100" w14:dist="19050" w14:dir="2700000" w14:sx="100000" w14:sy="100000" w14:kx="0" w14:ky="0" w14:algn="tl">
+                  <w14:schemeClr w14:val="dk1">
+                    <w14:alpha w14:val="60000"/>
+                  </w14:schemeClr>
+                </w14:shadow>
+                <w14:textOutline w14:w="0" w14:cap="flat" w14:cmpd="sng" w14:algn="ctr">
+                  <w14:noFill/>
+                  <w14:prstDash w14:val="solid"/>
+                  <w14:round/>
+                </w14:textOutline>
+              </w:rPr>
+              <w:t xml:space="preserve"> &amp; Led Lights</w:t>
+            </w:r>
           </w:p>
           <w:p>
             <w:pPr>
@@ -3609,6 +3964,30 @@
               </w:rPr>
               <w:t>]</w:t>
             </w:r>
+            <w:r>
+              <w:rPr>
+                <w:rStyle w:val="IntenseEmphasis"/>
+                <w:rFonts w:eastAsia="Calibri Light"/>
+                <w:b w:val="0"/>
+                <w:bCs w:val="0"/>
+                <w:i w:val="0"/>
+                <w:iCs w:val="0"/>
+                <w:color w:val="000000" w:themeColor="text1"/>
+                <w:sz w:val="28"/>
+                <w:szCs w:val="28"/>
+                <w14:shadow w14:blurRad="38100" w14:dist="19050" w14:dir="2700000" w14:sx="100000" w14:sy="100000" w14:kx="0" w14:ky="0" w14:algn="tl">
+                  <w14:schemeClr w14:val="dk1">
+                    <w14:alpha w14:val="60000"/>
+                  </w14:schemeClr>
+                </w14:shadow>
+                <w14:textOutline w14:w="0" w14:cap="flat" w14:cmpd="sng" w14:algn="ctr">
+                  <w14:noFill/>
+                  <w14:prstDash w14:val="solid"/>
+                  <w14:round/>
+                </w14:textOutline>
+              </w:rPr>
+              <w:t xml:space="preserve"> As Per Theme</w:t>
+            </w:r>
           </w:p>
           <w:p>
             <w:pPr>
@@ -3686,7 +4065,7 @@
                   <w14:round/>
                 </w14:textOutline>
               </w:rPr>
-              <w:t>Led Console Of Screens</w:t>
+              <w:t>Console Of Led Screen</w:t>
             </w:r>
           </w:p>
           <w:p>
@@ -4169,7 +4548,57 @@
                   <w14:round/>
                 </w14:textOutline>
               </w:rPr>
-              <w:t>Professional Dholies Team [ 4]</w:t>
+              <w:t xml:space="preserve">Professional </w:t>
+            </w:r>
+            <w:proofErr w:type="spellStart"/>
+            <w:r>
+              <w:rPr>
+                <w:rStyle w:val="IntenseEmphasis"/>
+                <w:rFonts w:eastAsia="Calibri Light"/>
+                <w:b w:val="0"/>
+                <w:bCs w:val="0"/>
+                <w:i w:val="0"/>
+                <w:iCs w:val="0"/>
+                <w:color w:val="000000" w:themeColor="text1"/>
+                <w:sz w:val="28"/>
+                <w:szCs w:val="28"/>
+                <w14:shadow w14:blurRad="38100" w14:dist="19050" w14:dir="2700000" w14:sx="100000" w14:sy="100000" w14:kx="0" w14:ky="0" w14:algn="tl">
+                  <w14:schemeClr w14:val="dk1">
+                    <w14:alpha w14:val="60000"/>
+                  </w14:schemeClr>
+                </w14:shadow>
+                <w14:textOutline w14:w="0" w14:cap="flat" w14:cmpd="sng" w14:algn="ctr">
+                  <w14:noFill/>
+                  <w14:prstDash w14:val="solid"/>
+                  <w14:round/>
+                </w14:textOutline>
+              </w:rPr>
+              <w:t>Dholies</w:t>
+            </w:r>
+            <w:proofErr w:type="spellEnd"/>
+            <w:r>
+              <w:rPr>
+                <w:rStyle w:val="IntenseEmphasis"/>
+                <w:rFonts w:eastAsia="Calibri Light"/>
+                <w:b w:val="0"/>
+                <w:bCs w:val="0"/>
+                <w:i w:val="0"/>
+                <w:iCs w:val="0"/>
+                <w:color w:val="000000" w:themeColor="text1"/>
+                <w:sz w:val="28"/>
+                <w:szCs w:val="28"/>
+                <w14:shadow w14:blurRad="38100" w14:dist="19050" w14:dir="2700000" w14:sx="100000" w14:sy="100000" w14:kx="0" w14:ky="0" w14:algn="tl">
+                  <w14:schemeClr w14:val="dk1">
+                    <w14:alpha w14:val="60000"/>
+                  </w14:schemeClr>
+                </w14:shadow>
+                <w14:textOutline w14:w="0" w14:cap="flat" w14:cmpd="sng" w14:algn="ctr">
+                  <w14:noFill/>
+                  <w14:prstDash w14:val="solid"/>
+                  <w14:round/>
+                </w14:textOutline>
+              </w:rPr>
+              <w:t xml:space="preserve"> Team [ 4]</w:t>
             </w:r>
           </w:p>
         </w:tc>
@@ -4258,6 +4687,30 @@
                   <w14:round/>
                 </w14:textOutline>
               </w:rPr>
+              <w:t xml:space="preserve">Professional </w:t>
+            </w:r>
+            <w:r>
+              <w:rPr>
+                <w:rStyle w:val="IntenseEmphasis"/>
+                <w:rFonts w:eastAsia="Calibri Light"/>
+                <w:b w:val="0"/>
+                <w:bCs w:val="0"/>
+                <w:i w:val="0"/>
+                <w:iCs w:val="0"/>
+                <w:color w:val="000000" w:themeColor="text1"/>
+                <w:sz w:val="28"/>
+                <w:szCs w:val="28"/>
+                <w14:shadow w14:blurRad="38100" w14:dist="19050" w14:dir="2700000" w14:sx="100000" w14:sy="100000" w14:kx="0" w14:ky="0" w14:algn="tl">
+                  <w14:schemeClr w14:val="dk1">
+                    <w14:alpha w14:val="60000"/>
+                  </w14:schemeClr>
+                </w14:shadow>
+                <w14:textOutline w14:w="0" w14:cap="flat" w14:cmpd="sng" w14:algn="ctr">
+                  <w14:noFill/>
+                  <w14:prstDash w14:val="solid"/>
+                  <w14:round/>
+                </w14:textOutline>
+              </w:rPr>
               <w:t>Anchor</w:t>
             </w:r>
           </w:p>
@@ -4335,7 +4788,33 @@
                 <w:sz w:val="28"/>
                 <w:szCs w:val="28"/>
               </w:rPr>
-              <w:t xml:space="preserve"> On Entry</w:t>
+              <w:t xml:space="preserve"> </w:t>
+            </w:r>
+            <w:proofErr w:type="gramStart"/>
+            <w:r>
+              <w:rPr>
+                <w:rStyle w:val="IntenseEmphasis"/>
+                <w:rFonts w:eastAsia="Calibri Light"/>
+                <w:i w:val="0"/>
+                <w:iCs w:val="0"/>
+                <w:color w:val="ED7D31" w:themeColor="accent2"/>
+                <w:sz w:val="28"/>
+                <w:szCs w:val="28"/>
+              </w:rPr>
+              <w:t>On</w:t>
+            </w:r>
+            <w:proofErr w:type="gramEnd"/>
+            <w:r>
+              <w:rPr>
+                <w:rStyle w:val="IntenseEmphasis"/>
+                <w:rFonts w:eastAsia="Calibri Light"/>
+                <w:i w:val="0"/>
+                <w:iCs w:val="0"/>
+                <w:color w:val="ED7D31" w:themeColor="accent2"/>
+                <w:sz w:val="28"/>
+                <w:szCs w:val="28"/>
+              </w:rPr>
+              <w:t xml:space="preserve"> Entry</w:t>
             </w:r>
           </w:p>
           <w:p>
@@ -4367,29 +4846,55 @@
                 </w14:textOutline>
               </w:rPr>
             </w:pPr>
-            <w:r>
-              <w:rPr>
-                <w:rStyle w:val="IntenseEmphasis"/>
-                <w:rFonts w:eastAsia="Calibri Light"/>
-                <w:b w:val="0"/>
-                <w:bCs w:val="0"/>
-                <w:i w:val="0"/>
-                <w:iCs w:val="0"/>
-                <w:color w:val="000000" w:themeColor="text1"/>
-                <w:sz w:val="28"/>
-                <w:szCs w:val="28"/>
-                <w14:shadow w14:blurRad="38100" w14:dist="19050" w14:dir="2700000" w14:sx="100000" w14:sy="100000" w14:kx="0" w14:ky="0" w14:algn="tl">
-                  <w14:schemeClr w14:val="dk1">
-                    <w14:alpha w14:val="60000"/>
-                  </w14:schemeClr>
-                </w14:shadow>
-                <w14:textOutline w14:w="0" w14:cap="flat" w14:cmpd="sng" w14:algn="ctr">
-                  <w14:noFill/>
-                  <w14:prstDash w14:val="solid"/>
-                  <w14:round/>
-                </w14:textOutline>
-              </w:rPr>
-              <w:t>Sparkle Machines</w:t>
+            <w:proofErr w:type="gramStart"/>
+            <w:r>
+              <w:rPr>
+                <w:rStyle w:val="IntenseEmphasis"/>
+                <w:rFonts w:eastAsia="Calibri Light"/>
+                <w:b w:val="0"/>
+                <w:bCs w:val="0"/>
+                <w:i w:val="0"/>
+                <w:iCs w:val="0"/>
+                <w:color w:val="000000" w:themeColor="text1"/>
+                <w:sz w:val="28"/>
+                <w:szCs w:val="28"/>
+                <w14:shadow w14:blurRad="38100" w14:dist="19050" w14:dir="2700000" w14:sx="100000" w14:sy="100000" w14:kx="0" w14:ky="0" w14:algn="tl">
+                  <w14:schemeClr w14:val="dk1">
+                    <w14:alpha w14:val="60000"/>
+                  </w14:schemeClr>
+                </w14:shadow>
+                <w14:textOutline w14:w="0" w14:cap="flat" w14:cmpd="sng" w14:algn="ctr">
+                  <w14:noFill/>
+                  <w14:prstDash w14:val="solid"/>
+                  <w14:round/>
+                </w14:textOutline>
+              </w:rPr>
+              <w:t>Sparkle</w:t>
+            </w:r>
+            <w:proofErr w:type="gramEnd"/>
+            <w:r>
+              <w:rPr>
+                <w:rStyle w:val="IntenseEmphasis"/>
+                <w:rFonts w:eastAsia="Calibri Light"/>
+                <w:b w:val="0"/>
+                <w:bCs w:val="0"/>
+                <w:i w:val="0"/>
+                <w:iCs w:val="0"/>
+                <w:color w:val="000000" w:themeColor="text1"/>
+                <w:sz w:val="28"/>
+                <w:szCs w:val="28"/>
+                <w14:shadow w14:blurRad="38100" w14:dist="19050" w14:dir="2700000" w14:sx="100000" w14:sy="100000" w14:kx="0" w14:ky="0" w14:algn="tl">
+                  <w14:schemeClr w14:val="dk1">
+                    <w14:alpha w14:val="60000"/>
+                  </w14:schemeClr>
+                </w14:shadow>
+                <w14:textOutline w14:w="0" w14:cap="flat" w14:cmpd="sng" w14:algn="ctr">
+                  <w14:noFill/>
+                  <w14:prstDash w14:val="solid"/>
+                  <w14:round/>
+                </w14:textOutline>
+              </w:rPr>
+              <w:t xml:space="preserve"> Machines</w:t>
             </w:r>
             <w:r>
               <w:rPr>
@@ -4509,7 +5014,33 @@
                 <w:sz w:val="28"/>
                 <w:szCs w:val="28"/>
               </w:rPr>
-              <w:t xml:space="preserve"> On Ring </w:t>
+              <w:t xml:space="preserve"> </w:t>
+            </w:r>
+            <w:proofErr w:type="gramStart"/>
+            <w:r>
+              <w:rPr>
+                <w:rStyle w:val="IntenseEmphasis"/>
+                <w:rFonts w:eastAsia="Calibri Light"/>
+                <w:i w:val="0"/>
+                <w:iCs w:val="0"/>
+                <w:color w:val="ED7D31" w:themeColor="accent2"/>
+                <w:sz w:val="28"/>
+                <w:szCs w:val="28"/>
+              </w:rPr>
+              <w:t>On</w:t>
+            </w:r>
+            <w:proofErr w:type="gramEnd"/>
+            <w:r>
+              <w:rPr>
+                <w:rStyle w:val="IntenseEmphasis"/>
+                <w:rFonts w:eastAsia="Calibri Light"/>
+                <w:i w:val="0"/>
+                <w:iCs w:val="0"/>
+                <w:color w:val="ED7D31" w:themeColor="accent2"/>
+                <w:sz w:val="28"/>
+                <w:szCs w:val="28"/>
+              </w:rPr>
+              <w:t xml:space="preserve"> Ring </w:t>
             </w:r>
             <w:r>
               <w:rPr>
@@ -4607,29 +5138,55 @@
                 </w14:textOutline>
               </w:rPr>
             </w:pPr>
-            <w:r>
-              <w:rPr>
-                <w:rStyle w:val="IntenseEmphasis"/>
-                <w:rFonts w:eastAsia="Calibri Light"/>
-                <w:b w:val="0"/>
-                <w:bCs w:val="0"/>
-                <w:i w:val="0"/>
-                <w:iCs w:val="0"/>
-                <w:color w:val="000000" w:themeColor="text1"/>
-                <w:sz w:val="28"/>
-                <w:szCs w:val="28"/>
-                <w14:shadow w14:blurRad="38100" w14:dist="19050" w14:dir="2700000" w14:sx="100000" w14:sy="100000" w14:kx="0" w14:ky="0" w14:algn="tl">
-                  <w14:schemeClr w14:val="dk1">
-                    <w14:alpha w14:val="60000"/>
-                  </w14:schemeClr>
-                </w14:shadow>
-                <w14:textOutline w14:w="0" w14:cap="flat" w14:cmpd="sng" w14:algn="ctr">
-                  <w14:noFill/>
-                  <w14:prstDash w14:val="solid"/>
-                  <w14:round/>
-                </w14:textOutline>
-              </w:rPr>
-              <w:t>Sparkle Machines</w:t>
+            <w:proofErr w:type="gramStart"/>
+            <w:r>
+              <w:rPr>
+                <w:rStyle w:val="IntenseEmphasis"/>
+                <w:rFonts w:eastAsia="Calibri Light"/>
+                <w:b w:val="0"/>
+                <w:bCs w:val="0"/>
+                <w:i w:val="0"/>
+                <w:iCs w:val="0"/>
+                <w:color w:val="000000" w:themeColor="text1"/>
+                <w:sz w:val="28"/>
+                <w:szCs w:val="28"/>
+                <w14:shadow w14:blurRad="38100" w14:dist="19050" w14:dir="2700000" w14:sx="100000" w14:sy="100000" w14:kx="0" w14:ky="0" w14:algn="tl">
+                  <w14:schemeClr w14:val="dk1">
+                    <w14:alpha w14:val="60000"/>
+                  </w14:schemeClr>
+                </w14:shadow>
+                <w14:textOutline w14:w="0" w14:cap="flat" w14:cmpd="sng" w14:algn="ctr">
+                  <w14:noFill/>
+                  <w14:prstDash w14:val="solid"/>
+                  <w14:round/>
+                </w14:textOutline>
+              </w:rPr>
+              <w:t>Sparkle</w:t>
+            </w:r>
+            <w:proofErr w:type="gramEnd"/>
+            <w:r>
+              <w:rPr>
+                <w:rStyle w:val="IntenseEmphasis"/>
+                <w:rFonts w:eastAsia="Calibri Light"/>
+                <w:b w:val="0"/>
+                <w:bCs w:val="0"/>
+                <w:i w:val="0"/>
+                <w:iCs w:val="0"/>
+                <w:color w:val="000000" w:themeColor="text1"/>
+                <w:sz w:val="28"/>
+                <w:szCs w:val="28"/>
+                <w14:shadow w14:blurRad="38100" w14:dist="19050" w14:dir="2700000" w14:sx="100000" w14:sy="100000" w14:kx="0" w14:ky="0" w14:algn="tl">
+                  <w14:schemeClr w14:val="dk1">
+                    <w14:alpha w14:val="60000"/>
+                  </w14:schemeClr>
+                </w14:shadow>
+                <w14:textOutline w14:w="0" w14:cap="flat" w14:cmpd="sng" w14:algn="ctr">
+                  <w14:noFill/>
+                  <w14:prstDash w14:val="solid"/>
+                  <w14:round/>
+                </w14:textOutline>
+              </w:rPr>
+              <w:t xml:space="preserve"> Machines</w:t>
             </w:r>
             <w:r>
               <w:rPr>
@@ -4731,7 +5288,32 @@
                   <w14:round/>
                 </w14:textOutline>
               </w:rPr>
-              <w:t xml:space="preserve"> [Big To</w:t>
+              <w:t xml:space="preserve"> [Big </w:t>
+            </w:r>
+            <w:proofErr w:type="spellStart"/>
+            <w:r>
+              <w:rPr>
+                <w:rStyle w:val="IntenseEmphasis"/>
+                <w:rFonts w:eastAsia="Calibri Light"/>
+                <w:b w:val="0"/>
+                <w:bCs w:val="0"/>
+                <w:i w:val="0"/>
+                <w:iCs w:val="0"/>
+                <w:color w:val="000000" w:themeColor="text1"/>
+                <w:sz w:val="28"/>
+                <w:szCs w:val="28"/>
+                <w14:shadow w14:blurRad="38100" w14:dist="19050" w14:dir="2700000" w14:sx="100000" w14:sy="100000" w14:kx="0" w14:ky="0" w14:algn="tl">
+                  <w14:schemeClr w14:val="dk1">
+                    <w14:alpha w14:val="60000"/>
+                  </w14:schemeClr>
+                </w14:shadow>
+                <w14:textOutline w14:w="0" w14:cap="flat" w14:cmpd="sng" w14:algn="ctr">
+                  <w14:noFill/>
+                  <w14:prstDash w14:val="solid"/>
+                  <w14:round/>
+                </w14:textOutline>
+              </w:rPr>
+              <w:t>To</w:t>
             </w:r>
             <w:r>
               <w:rPr>
@@ -4779,7 +5361,32 @@
                   <w14:round/>
                 </w14:textOutline>
               </w:rPr>
-              <w:t>cat]</w:t>
+              <w:t>cat</w:t>
+            </w:r>
+            <w:proofErr w:type="spellEnd"/>
+            <w:r>
+              <w:rPr>
+                <w:rStyle w:val="IntenseEmphasis"/>
+                <w:rFonts w:eastAsia="Calibri Light"/>
+                <w:b w:val="0"/>
+                <w:bCs w:val="0"/>
+                <w:i w:val="0"/>
+                <w:iCs w:val="0"/>
+                <w:color w:val="000000" w:themeColor="text1"/>
+                <w:sz w:val="28"/>
+                <w:szCs w:val="28"/>
+                <w14:shadow w14:blurRad="38100" w14:dist="19050" w14:dir="2700000" w14:sx="100000" w14:sy="100000" w14:kx="0" w14:ky="0" w14:algn="tl">
+                  <w14:schemeClr w14:val="dk1">
+                    <w14:alpha w14:val="60000"/>
+                  </w14:schemeClr>
+                </w14:shadow>
+                <w14:textOutline w14:w="0" w14:cap="flat" w14:cmpd="sng" w14:algn="ctr">
+                  <w14:noFill/>
+                  <w14:prstDash w14:val="solid"/>
+                  <w14:round/>
+                </w14:textOutline>
+              </w:rPr>
+              <w:t>]</w:t>
             </w:r>
           </w:p>
         </w:tc>
@@ -5332,7 +5939,57 @@
                   <w14:round/>
                 </w14:textOutline>
               </w:rPr>
-              <w:t>Professional Dholies Team [ 4]</w:t>
+              <w:t xml:space="preserve">Professional </w:t>
+            </w:r>
+            <w:proofErr w:type="spellStart"/>
+            <w:r>
+              <w:rPr>
+                <w:rStyle w:val="IntenseEmphasis"/>
+                <w:rFonts w:eastAsia="Calibri Light"/>
+                <w:b w:val="0"/>
+                <w:bCs w:val="0"/>
+                <w:i w:val="0"/>
+                <w:iCs w:val="0"/>
+                <w:color w:val="000000" w:themeColor="text1"/>
+                <w:sz w:val="28"/>
+                <w:szCs w:val="28"/>
+                <w14:shadow w14:blurRad="38100" w14:dist="19050" w14:dir="2700000" w14:sx="100000" w14:sy="100000" w14:kx="0" w14:ky="0" w14:algn="tl">
+                  <w14:schemeClr w14:val="dk1">
+                    <w14:alpha w14:val="60000"/>
+                  </w14:schemeClr>
+                </w14:shadow>
+                <w14:textOutline w14:w="0" w14:cap="flat" w14:cmpd="sng" w14:algn="ctr">
+                  <w14:noFill/>
+                  <w14:prstDash w14:val="solid"/>
+                  <w14:round/>
+                </w14:textOutline>
+              </w:rPr>
+              <w:t>Dholies</w:t>
+            </w:r>
+            <w:proofErr w:type="spellEnd"/>
+            <w:r>
+              <w:rPr>
+                <w:rStyle w:val="IntenseEmphasis"/>
+                <w:rFonts w:eastAsia="Calibri Light"/>
+                <w:b w:val="0"/>
+                <w:bCs w:val="0"/>
+                <w:i w:val="0"/>
+                <w:iCs w:val="0"/>
+                <w:color w:val="000000" w:themeColor="text1"/>
+                <w:sz w:val="28"/>
+                <w:szCs w:val="28"/>
+                <w14:shadow w14:blurRad="38100" w14:dist="19050" w14:dir="2700000" w14:sx="100000" w14:sy="100000" w14:kx="0" w14:ky="0" w14:algn="tl">
+                  <w14:schemeClr w14:val="dk1">
+                    <w14:alpha w14:val="60000"/>
+                  </w14:schemeClr>
+                </w14:shadow>
+                <w14:textOutline w14:w="0" w14:cap="flat" w14:cmpd="sng" w14:algn="ctr">
+                  <w14:noFill/>
+                  <w14:prstDash w14:val="solid"/>
+                  <w14:round/>
+                </w14:textOutline>
+              </w:rPr>
+              <w:t xml:space="preserve"> Team [ 4]</w:t>
             </w:r>
           </w:p>
           <w:p>
@@ -5574,7 +6231,6 @@
                   <w14:round/>
                 </w14:textOutline>
               </w:rPr>
-              <w:lastRenderedPageBreak/>
               <w:t xml:space="preserve">Date   </w:t>
             </w:r>
             <w:r>
@@ -6503,6 +7159,16 @@
               <w:t>Genset &amp; Maintenance</w:t>
             </w:r>
           </w:p>
+        </w:tc>
+      </w:tr>
+      <w:tr>
+        <w:trPr>
+          <w:trHeight w:val="944"/>
+        </w:trPr>
+        <w:tc>
+          <w:tcPr>
+            <w:tcW w:w="9358" w:type="dxa"/>
+          </w:tcPr>
           <w:p>
             <w:pPr>
               <w:rPr>
@@ -6527,6 +7193,132 @@
                 </w14:textOutline>
               </w:rPr>
             </w:pPr>
+          </w:p>
+          <w:p>
+            <w:pPr>
+              <w:pStyle w:val="ListParagraph"/>
+              <w:numPr>
+                <w:ilvl w:val="0"/>
+                <w:numId w:val="28"/>
+              </w:numPr>
+              <w:rPr>
+                <w:rStyle w:val="IntenseEmphasis"/>
+                <w:rFonts w:eastAsia="Calibri Light"/>
+                <w:b w:val="0"/>
+                <w:bCs w:val="0"/>
+                <w:i w:val="0"/>
+                <w:iCs w:val="0"/>
+                <w:color w:val="000000" w:themeColor="text1"/>
+                <w:sz w:val="28"/>
+                <w:szCs w:val="28"/>
+                <w14:shadow w14:blurRad="38100" w14:dist="19050" w14:dir="2700000" w14:sx="100000" w14:sy="100000" w14:kx="0" w14:ky="0" w14:algn="tl">
+                  <w14:schemeClr w14:val="dk1">
+                    <w14:alpha w14:val="60000"/>
+                  </w14:schemeClr>
+                </w14:shadow>
+                <w14:textOutline w14:w="0" w14:cap="flat" w14:cmpd="sng" w14:algn="ctr">
+                  <w14:noFill/>
+                  <w14:prstDash w14:val="solid"/>
+                  <w14:round/>
+                </w14:textOutline>
+              </w:rPr>
+            </w:pPr>
+            <w:r>
+              <w:rPr>
+                <w:rStyle w:val="IntenseEmphasis"/>
+                <w:rFonts w:eastAsia="Calibri Light"/>
+                <w:b w:val="0"/>
+                <w:bCs w:val="0"/>
+                <w:i w:val="0"/>
+                <w:iCs w:val="0"/>
+                <w:color w:val="000000" w:themeColor="text1"/>
+                <w:sz w:val="28"/>
+                <w:szCs w:val="28"/>
+                <w14:shadow w14:blurRad="38100" w14:dist="19050" w14:dir="2700000" w14:sx="100000" w14:sy="100000" w14:kx="0" w14:ky="0" w14:algn="tl">
+                  <w14:schemeClr w14:val="dk1">
+                    <w14:alpha w14:val="60000"/>
+                  </w14:schemeClr>
+                </w14:shadow>
+                <w14:textOutline w14:w="0" w14:cap="flat" w14:cmpd="sng" w14:algn="ctr">
+                  <w14:noFill/>
+                  <w14:prstDash w14:val="solid"/>
+                  <w14:round/>
+                </w14:textOutline>
+              </w:rPr>
+              <w:t>DJ</w:t>
+            </w:r>
+            <w:r>
+              <w:rPr>
+                <w:rStyle w:val="IntenseEmphasis"/>
+                <w:rFonts w:eastAsia="Calibri Light"/>
+                <w:b w:val="0"/>
+                <w:bCs w:val="0"/>
+                <w:i w:val="0"/>
+                <w:iCs w:val="0"/>
+                <w:color w:val="000000" w:themeColor="text1"/>
+                <w:sz w:val="28"/>
+                <w:szCs w:val="28"/>
+                <w14:shadow w14:blurRad="38100" w14:dist="19050" w14:dir="2700000" w14:sx="100000" w14:sy="100000" w14:kx="0" w14:ky="0" w14:algn="tl">
+                  <w14:schemeClr w14:val="dk1">
+                    <w14:alpha w14:val="60000"/>
+                  </w14:schemeClr>
+                </w14:shadow>
+                <w14:textOutline w14:w="0" w14:cap="flat" w14:cmpd="sng" w14:algn="ctr">
+                  <w14:noFill/>
+                  <w14:prstDash w14:val="solid"/>
+                  <w14:round/>
+                </w14:textOutline>
+              </w:rPr>
+              <w:t xml:space="preserve"> </w:t>
+            </w:r>
+            <w:r>
+              <w:rPr>
+                <w:rStyle w:val="IntenseEmphasis"/>
+                <w:rFonts w:eastAsia="Calibri Light"/>
+                <w:b w:val="0"/>
+                <w:bCs w:val="0"/>
+                <w:i w:val="0"/>
+                <w:iCs w:val="0"/>
+                <w:color w:val="000000" w:themeColor="text1"/>
+                <w:sz w:val="28"/>
+                <w:szCs w:val="28"/>
+                <w14:shadow w14:blurRad="38100" w14:dist="19050" w14:dir="2700000" w14:sx="100000" w14:sy="100000" w14:kx="0" w14:ky="0" w14:algn="tl">
+                  <w14:schemeClr w14:val="dk1">
+                    <w14:alpha w14:val="60000"/>
+                  </w14:schemeClr>
+                </w14:shadow>
+                <w14:textOutline w14:w="0" w14:cap="flat" w14:cmpd="sng" w14:algn="ctr">
+                  <w14:noFill/>
+                  <w14:prstDash w14:val="solid"/>
+                  <w14:round/>
+                </w14:textOutline>
+              </w:rPr>
+              <w:t>Jockey [</w:t>
+            </w:r>
+            <w:r>
+              <w:rPr>
+                <w:rStyle w:val="IntenseEmphasis"/>
+                <w:rFonts w:eastAsia="Calibri Light"/>
+                <w:b w:val="0"/>
+                <w:bCs w:val="0"/>
+                <w:i w:val="0"/>
+                <w:iCs w:val="0"/>
+                <w:color w:val="000000" w:themeColor="text1"/>
+                <w:sz w:val="28"/>
+                <w:szCs w:val="28"/>
+                <w14:shadow w14:blurRad="38100" w14:dist="19050" w14:dir="2700000" w14:sx="100000" w14:sy="100000" w14:kx="0" w14:ky="0" w14:algn="tl">
+                  <w14:schemeClr w14:val="dk1">
+                    <w14:alpha w14:val="60000"/>
+                  </w14:schemeClr>
+                </w14:shadow>
+                <w14:textOutline w14:w="0" w14:cap="flat" w14:cmpd="sng" w14:algn="ctr">
+                  <w14:noFill/>
+                  <w14:prstDash w14:val="solid"/>
+                  <w14:round/>
+                </w14:textOutline>
+              </w:rPr>
+              <w:t>In House]</w:t>
+            </w:r>
           </w:p>
         </w:tc>
       </w:tr>
@@ -6614,79 +7406,79 @@
                   <w14:round/>
                 </w14:textOutline>
               </w:rPr>
-              <w:t>DJ</w:t>
-            </w:r>
-            <w:r>
-              <w:rPr>
-                <w:rStyle w:val="IntenseEmphasis"/>
-                <w:rFonts w:eastAsia="Calibri Light"/>
-                <w:b w:val="0"/>
-                <w:bCs w:val="0"/>
-                <w:i w:val="0"/>
-                <w:iCs w:val="0"/>
-                <w:color w:val="000000" w:themeColor="text1"/>
-                <w:sz w:val="28"/>
-                <w:szCs w:val="28"/>
-                <w14:shadow w14:blurRad="38100" w14:dist="19050" w14:dir="2700000" w14:sx="100000" w14:sy="100000" w14:kx="0" w14:ky="0" w14:algn="tl">
-                  <w14:schemeClr w14:val="dk1">
-                    <w14:alpha w14:val="60000"/>
-                  </w14:schemeClr>
-                </w14:shadow>
-                <w14:textOutline w14:w="0" w14:cap="flat" w14:cmpd="sng" w14:algn="ctr">
-                  <w14:noFill/>
-                  <w14:prstDash w14:val="solid"/>
-                  <w14:round/>
-                </w14:textOutline>
-              </w:rPr>
-              <w:t xml:space="preserve"> </w:t>
-            </w:r>
-            <w:r>
-              <w:rPr>
-                <w:rStyle w:val="IntenseEmphasis"/>
-                <w:rFonts w:eastAsia="Calibri Light"/>
-                <w:b w:val="0"/>
-                <w:bCs w:val="0"/>
-                <w:i w:val="0"/>
-                <w:iCs w:val="0"/>
-                <w:color w:val="000000" w:themeColor="text1"/>
-                <w:sz w:val="28"/>
-                <w:szCs w:val="28"/>
-                <w14:shadow w14:blurRad="38100" w14:dist="19050" w14:dir="2700000" w14:sx="100000" w14:sy="100000" w14:kx="0" w14:ky="0" w14:algn="tl">
-                  <w14:schemeClr w14:val="dk1">
-                    <w14:alpha w14:val="60000"/>
-                  </w14:schemeClr>
-                </w14:shadow>
-                <w14:textOutline w14:w="0" w14:cap="flat" w14:cmpd="sng" w14:algn="ctr">
-                  <w14:noFill/>
-                  <w14:prstDash w14:val="solid"/>
-                  <w14:round/>
-                </w14:textOutline>
-              </w:rPr>
-              <w:t>Jockey [</w:t>
-            </w:r>
-            <w:r>
-              <w:rPr>
-                <w:rStyle w:val="IntenseEmphasis"/>
-                <w:rFonts w:eastAsia="Calibri Light"/>
-                <w:b w:val="0"/>
-                <w:bCs w:val="0"/>
-                <w:i w:val="0"/>
-                <w:iCs w:val="0"/>
-                <w:color w:val="000000" w:themeColor="text1"/>
-                <w:sz w:val="28"/>
-                <w:szCs w:val="28"/>
-                <w14:shadow w14:blurRad="38100" w14:dist="19050" w14:dir="2700000" w14:sx="100000" w14:sy="100000" w14:kx="0" w14:ky="0" w14:algn="tl">
-                  <w14:schemeClr w14:val="dk1">
-                    <w14:alpha w14:val="60000"/>
-                  </w14:schemeClr>
-                </w14:shadow>
-                <w14:textOutline w14:w="0" w14:cap="flat" w14:cmpd="sng" w14:algn="ctr">
-                  <w14:noFill/>
-                  <w14:prstDash w14:val="solid"/>
-                  <w14:round/>
-                </w14:textOutline>
-              </w:rPr>
-              <w:t>In House]</w:t>
+              <w:t xml:space="preserve">4 </w:t>
+            </w:r>
+            <w:r>
+              <w:rPr>
+                <w:rStyle w:val="IntenseEmphasis"/>
+                <w:rFonts w:eastAsia="Calibri Light"/>
+                <w:b w:val="0"/>
+                <w:bCs w:val="0"/>
+                <w:i w:val="0"/>
+                <w:iCs w:val="0"/>
+                <w:color w:val="000000" w:themeColor="text1"/>
+                <w:sz w:val="28"/>
+                <w:szCs w:val="28"/>
+                <w14:shadow w14:blurRad="38100" w14:dist="19050" w14:dir="2700000" w14:sx="100000" w14:sy="100000" w14:kx="0" w14:ky="0" w14:algn="tl">
+                  <w14:schemeClr w14:val="dk1">
+                    <w14:alpha w14:val="60000"/>
+                  </w14:schemeClr>
+                </w14:shadow>
+                <w14:textOutline w14:w="0" w14:cap="flat" w14:cmpd="sng" w14:algn="ctr">
+                  <w14:noFill/>
+                  <w14:prstDash w14:val="solid"/>
+                  <w14:round/>
+                </w14:textOutline>
+              </w:rPr>
+              <w:t>Led Wall</w:t>
+            </w:r>
+            <w:r>
+              <w:rPr>
+                <w:rStyle w:val="IntenseEmphasis"/>
+                <w:rFonts w:eastAsia="Calibri Light"/>
+                <w:b w:val="0"/>
+                <w:bCs w:val="0"/>
+                <w:i w:val="0"/>
+                <w:iCs w:val="0"/>
+                <w:color w:val="000000" w:themeColor="text1"/>
+                <w:sz w:val="28"/>
+                <w:szCs w:val="28"/>
+                <w14:shadow w14:blurRad="38100" w14:dist="19050" w14:dir="2700000" w14:sx="100000" w14:sy="100000" w14:kx="0" w14:ky="0" w14:algn="tl">
+                  <w14:schemeClr w14:val="dk1">
+                    <w14:alpha w14:val="60000"/>
+                  </w14:schemeClr>
+                </w14:shadow>
+                <w14:textOutline w14:w="0" w14:cap="flat" w14:cmpd="sng" w14:algn="ctr">
+                  <w14:noFill/>
+                  <w14:prstDash w14:val="solid"/>
+                  <w14:round/>
+                </w14:textOutline>
+              </w:rPr>
+              <w:t>s</w:t>
+            </w:r>
+            <w:r>
+              <w:rPr>
+                <w:rStyle w:val="IntenseEmphasis"/>
+                <w:rFonts w:eastAsia="Calibri Light"/>
+                <w:b w:val="0"/>
+                <w:bCs w:val="0"/>
+                <w:i w:val="0"/>
+                <w:iCs w:val="0"/>
+                <w:color w:val="000000" w:themeColor="text1"/>
+                <w:sz w:val="28"/>
+                <w:szCs w:val="28"/>
+                <w14:shadow w14:blurRad="38100" w14:dist="19050" w14:dir="2700000" w14:sx="100000" w14:sy="100000" w14:kx="0" w14:ky="0" w14:algn="tl">
+                  <w14:schemeClr w14:val="dk1">
+                    <w14:alpha w14:val="60000"/>
+                  </w14:schemeClr>
+                </w14:shadow>
+                <w14:textOutline w14:w="0" w14:cap="flat" w14:cmpd="sng" w14:algn="ctr">
+                  <w14:noFill/>
+                  <w14:prstDash w14:val="solid"/>
+                  <w14:round/>
+                </w14:textOutline>
+              </w:rPr>
+              <w:t xml:space="preserve"> [600 Sq. Ft.]</w:t>
             </w:r>
           </w:p>
         </w:tc>
@@ -6775,7 +7567,7 @@
                   <w14:round/>
                 </w14:textOutline>
               </w:rPr>
-              <w:t>Led Wall [600 Sq. Ft.]</w:t>
+              <w:t>2 Pole or T-Trusses</w:t>
             </w:r>
           </w:p>
         </w:tc>
@@ -6864,95 +7656,6 @@
                   <w14:round/>
                 </w14:textOutline>
               </w:rPr>
-              <w:t>2 Pole or T-Trusses</w:t>
-            </w:r>
-          </w:p>
-        </w:tc>
-      </w:tr>
-      <w:tr>
-        <w:trPr>
-          <w:trHeight w:val="944"/>
-        </w:trPr>
-        <w:tc>
-          <w:tcPr>
-            <w:tcW w:w="9358" w:type="dxa"/>
-          </w:tcPr>
-          <w:p>
-            <w:pPr>
-              <w:rPr>
-                <w:rStyle w:val="IntenseEmphasis"/>
-                <w:rFonts w:eastAsia="Calibri Light"/>
-                <w:b w:val="0"/>
-                <w:bCs w:val="0"/>
-                <w:i w:val="0"/>
-                <w:iCs w:val="0"/>
-                <w:color w:val="000000" w:themeColor="text1"/>
-                <w:sz w:val="28"/>
-                <w:szCs w:val="28"/>
-                <w14:shadow w14:blurRad="38100" w14:dist="19050" w14:dir="2700000" w14:sx="100000" w14:sy="100000" w14:kx="0" w14:ky="0" w14:algn="tl">
-                  <w14:schemeClr w14:val="dk1">
-                    <w14:alpha w14:val="60000"/>
-                  </w14:schemeClr>
-                </w14:shadow>
-                <w14:textOutline w14:w="0" w14:cap="flat" w14:cmpd="sng" w14:algn="ctr">
-                  <w14:noFill/>
-                  <w14:prstDash w14:val="solid"/>
-                  <w14:round/>
-                </w14:textOutline>
-              </w:rPr>
-            </w:pPr>
-          </w:p>
-          <w:p>
-            <w:pPr>
-              <w:pStyle w:val="ListParagraph"/>
-              <w:numPr>
-                <w:ilvl w:val="0"/>
-                <w:numId w:val="28"/>
-              </w:numPr>
-              <w:rPr>
-                <w:rStyle w:val="IntenseEmphasis"/>
-                <w:rFonts w:eastAsia="Calibri Light"/>
-                <w:b w:val="0"/>
-                <w:bCs w:val="0"/>
-                <w:i w:val="0"/>
-                <w:iCs w:val="0"/>
-                <w:color w:val="000000" w:themeColor="text1"/>
-                <w:sz w:val="28"/>
-                <w:szCs w:val="28"/>
-                <w14:shadow w14:blurRad="38100" w14:dist="19050" w14:dir="2700000" w14:sx="100000" w14:sy="100000" w14:kx="0" w14:ky="0" w14:algn="tl">
-                  <w14:schemeClr w14:val="dk1">
-                    <w14:alpha w14:val="60000"/>
-                  </w14:schemeClr>
-                </w14:shadow>
-                <w14:textOutline w14:w="0" w14:cap="flat" w14:cmpd="sng" w14:algn="ctr">
-                  <w14:noFill/>
-                  <w14:prstDash w14:val="solid"/>
-                  <w14:round/>
-                </w14:textOutline>
-              </w:rPr>
-            </w:pPr>
-            <w:r>
-              <w:rPr>
-                <w:rStyle w:val="IntenseEmphasis"/>
-                <w:rFonts w:eastAsia="Calibri Light"/>
-                <w:b w:val="0"/>
-                <w:bCs w:val="0"/>
-                <w:i w:val="0"/>
-                <w:iCs w:val="0"/>
-                <w:color w:val="000000" w:themeColor="text1"/>
-                <w:sz w:val="28"/>
-                <w:szCs w:val="28"/>
-                <w14:shadow w14:blurRad="38100" w14:dist="19050" w14:dir="2700000" w14:sx="100000" w14:sy="100000" w14:kx="0" w14:ky="0" w14:algn="tl">
-                  <w14:schemeClr w14:val="dk1">
-                    <w14:alpha w14:val="60000"/>
-                  </w14:schemeClr>
-                </w14:shadow>
-                <w14:textOutline w14:w="0" w14:cap="flat" w14:cmpd="sng" w14:algn="ctr">
-                  <w14:noFill/>
-                  <w14:prstDash w14:val="solid"/>
-                  <w14:round/>
-                </w14:textOutline>
-              </w:rPr>
               <w:t xml:space="preserve">Cake </w:t>
             </w:r>
           </w:p>
@@ -7074,6 +7777,80 @@
               </w:rPr>
               <w:t>Focus Light</w:t>
             </w:r>
+            <w:r>
+              <w:rPr>
+                <w:rStyle w:val="IntenseEmphasis"/>
+                <w:rFonts w:eastAsia="Calibri Light"/>
+                <w:b w:val="0"/>
+                <w:bCs w:val="0"/>
+                <w:i w:val="0"/>
+                <w:iCs w:val="0"/>
+                <w:color w:val="000000" w:themeColor="text1"/>
+                <w:sz w:val="28"/>
+                <w:szCs w:val="28"/>
+                <w14:shadow w14:blurRad="38100" w14:dist="19050" w14:dir="2700000" w14:sx="100000" w14:sy="100000" w14:kx="0" w14:ky="0" w14:algn="tl">
+                  <w14:schemeClr w14:val="dk1">
+                    <w14:alpha w14:val="60000"/>
+                  </w14:schemeClr>
+                </w14:shadow>
+                <w14:textOutline w14:w="0" w14:cap="flat" w14:cmpd="sng" w14:algn="ctr">
+                  <w14:noFill/>
+                  <w14:prstDash w14:val="solid"/>
+                  <w14:round/>
+                </w14:textOutline>
+              </w:rPr>
+              <w:t xml:space="preserve"> </w:t>
+            </w:r>
+            <w:proofErr w:type="gramStart"/>
+            <w:r>
+              <w:rPr>
+                <w:rStyle w:val="IntenseEmphasis"/>
+                <w:rFonts w:eastAsia="Calibri Light"/>
+                <w:b w:val="0"/>
+                <w:bCs w:val="0"/>
+                <w:i w:val="0"/>
+                <w:iCs w:val="0"/>
+                <w:color w:val="000000" w:themeColor="text1"/>
+                <w:sz w:val="28"/>
+                <w:szCs w:val="28"/>
+                <w14:shadow w14:blurRad="38100" w14:dist="19050" w14:dir="2700000" w14:sx="100000" w14:sy="100000" w14:kx="0" w14:ky="0" w14:algn="tl">
+                  <w14:schemeClr w14:val="dk1">
+                    <w14:alpha w14:val="60000"/>
+                  </w14:schemeClr>
+                </w14:shadow>
+                <w14:textOutline w14:w="0" w14:cap="flat" w14:cmpd="sng" w14:algn="ctr">
+                  <w14:noFill/>
+                  <w14:prstDash w14:val="solid"/>
+                  <w14:round/>
+                </w14:textOutline>
+              </w:rPr>
+              <w:t>For</w:t>
+            </w:r>
+            <w:proofErr w:type="gramEnd"/>
+            <w:r>
+              <w:rPr>
+                <w:rStyle w:val="IntenseEmphasis"/>
+                <w:rFonts w:eastAsia="Calibri Light"/>
+                <w:b w:val="0"/>
+                <w:bCs w:val="0"/>
+                <w:i w:val="0"/>
+                <w:iCs w:val="0"/>
+                <w:color w:val="000000" w:themeColor="text1"/>
+                <w:sz w:val="28"/>
+                <w:szCs w:val="28"/>
+                <w14:shadow w14:blurRad="38100" w14:dist="19050" w14:dir="2700000" w14:sx="100000" w14:sy="100000" w14:kx="0" w14:ky="0" w14:algn="tl">
+                  <w14:schemeClr w14:val="dk1">
+                    <w14:alpha w14:val="60000"/>
+                  </w14:schemeClr>
+                </w14:shadow>
+                <w14:textOutline w14:w="0" w14:cap="flat" w14:cmpd="sng" w14:algn="ctr">
+                  <w14:noFill/>
+                  <w14:prstDash w14:val="solid"/>
+                  <w14:round/>
+                </w14:textOutline>
+              </w:rPr>
+              <w:t xml:space="preserve"> Cake Ceremony</w:t>
+            </w:r>
           </w:p>
           <w:p>
             <w:pPr>
@@ -7126,7 +7903,31 @@
                   <w14:round/>
                 </w14:textOutline>
               </w:rPr>
-              <w:t>Big Fireworks</w:t>
+              <w:t>Fireworks</w:t>
+            </w:r>
+            <w:r>
+              <w:rPr>
+                <w:rStyle w:val="IntenseEmphasis"/>
+                <w:rFonts w:eastAsia="Calibri Light"/>
+                <w:b w:val="0"/>
+                <w:bCs w:val="0"/>
+                <w:i w:val="0"/>
+                <w:iCs w:val="0"/>
+                <w:color w:val="000000" w:themeColor="text1"/>
+                <w:sz w:val="28"/>
+                <w:szCs w:val="28"/>
+                <w14:shadow w14:blurRad="38100" w14:dist="19050" w14:dir="2700000" w14:sx="100000" w14:sy="100000" w14:kx="0" w14:ky="0" w14:algn="tl">
+                  <w14:schemeClr w14:val="dk1">
+                    <w14:alpha w14:val="60000"/>
+                  </w14:schemeClr>
+                </w14:shadow>
+                <w14:textOutline w14:w="0" w14:cap="flat" w14:cmpd="sng" w14:algn="ctr">
+                  <w14:noFill/>
+                  <w14:prstDash w14:val="solid"/>
+                  <w14:round/>
+                </w14:textOutline>
+              </w:rPr>
+              <w:t xml:space="preserve"> Electric During Cake Ceremony</w:t>
             </w:r>
           </w:p>
           <w:p>
@@ -7181,6 +7982,30 @@
                 </w14:textOutline>
               </w:rPr>
               <w:t>Cold Pyros (40)</w:t>
+            </w:r>
+            <w:r>
+              <w:rPr>
+                <w:rStyle w:val="IntenseEmphasis"/>
+                <w:rFonts w:eastAsia="Calibri Light"/>
+                <w:b w:val="0"/>
+                <w:bCs w:val="0"/>
+                <w:i w:val="0"/>
+                <w:iCs w:val="0"/>
+                <w:color w:val="000000" w:themeColor="text1"/>
+                <w:sz w:val="28"/>
+                <w:szCs w:val="28"/>
+                <w14:shadow w14:blurRad="38100" w14:dist="19050" w14:dir="2700000" w14:sx="100000" w14:sy="100000" w14:kx="0" w14:ky="0" w14:algn="tl">
+                  <w14:schemeClr w14:val="dk1">
+                    <w14:alpha w14:val="60000"/>
+                  </w14:schemeClr>
+                </w14:shadow>
+                <w14:textOutline w14:w="0" w14:cap="flat" w14:cmpd="sng" w14:algn="ctr">
+                  <w14:noFill/>
+                  <w14:prstDash w14:val="solid"/>
+                  <w14:round/>
+                </w14:textOutline>
+              </w:rPr>
+              <w:t xml:space="preserve"> </w:t>
             </w:r>
           </w:p>
         </w:tc>
